--- a/Volume 1/Chapter 02 - Language Fundamentals/SPA_Vol1_Ch2_Lesson2_3_User_Input.docx
+++ b/Volume 1/Chapter 02 - Language Fundamentals/SPA_Vol1_Ch2_Lesson2_3_User_Input.docx
@@ -736,7 +736,7 @@
         <w:keepNext/>
       </w:pPr>
       <w:r>
-        <w:t>Save each source and supporting file from this lesson into the matching path in the project layout. As in Chapter 1, notepad .\c\basic_input.c creates and opens one: choose Yes, type the file, save it with Ctrl+S, and close Notepad. Then install the TypeScript compiler for this project.</w:t>
+        <w:t>Next, let the tools create each project's settings file, as in Chapter 1. Remember, dotnet new console -o makes a C# project in the folder -o names, with a .csproj file and a Program.cs. The starter Program.cs only prints Hello, World!; you replace it with this lesson's code in the C# section. Remember, go mod init makes the .\go folder a module by writing .\go\go.mod. Its go line shows the Go version you have installed.</w:t>
       </w:r>
     </w:p>
     <w:p>
@@ -747,9 +747,298 @@
     <w:p>
       <w:pPr>
         <w:pStyle w:val="CommandBlock"/>
-      </w:pPr>
-      <w:r>
-        <w:t>npm --prefix .\typescript install --ignore-scripts --no-audit --no-fund</w:t>
+        <w:keepNext/>
+      </w:pPr>
+      <w:r>
+        <w:t>dotnet new console -o .\csharp\BasicInput</w:t>
+      </w:r>
+    </w:p>
+    <w:p>
+      <w:pPr>
+        <w:pStyle w:val="CommandBlock"/>
+        <w:keepNext/>
+      </w:pPr>
+      <w:r>
+        <w:t>dotnet new console -o .\csharp\UserInput</w:t>
+      </w:r>
+    </w:p>
+    <w:p>
+      <w:pPr>
+        <w:pStyle w:val="CommandBlock"/>
+      </w:pPr>
+      <w:r>
+        <w:t>go -C .\go mod init example.com/userinput</w:t>
+      </w:r>
+    </w:p>
+    <w:p>
+      <w:pPr>
+        <w:keepNext/>
+      </w:pPr>
+    </w:p>
+    <w:p>
+      <w:pPr>
+        <w:keepNext/>
+      </w:pPr>
+      <w:r>
+        <w:t>Then make the TypeScript project's package.json. Remember, npm init -y makes package.json inside .\typescript, npm pkg set and npm pkg delete shape its fields, and npm install pins the compiler. npm init ignores --prefix, so Push-Location first moves into .\typescript, and Pop-Location moves back to lesson-2.3.</w:t>
+      </w:r>
+    </w:p>
+    <w:p>
+      <w:pPr>
+        <w:keepNext/>
+      </w:pPr>
+    </w:p>
+    <w:p>
+      <w:pPr>
+        <w:pStyle w:val="CommandBlock"/>
+        <w:keepNext/>
+      </w:pPr>
+      <w:r>
+        <w:t>Push-Location .\typescript</w:t>
+      </w:r>
+    </w:p>
+    <w:p>
+      <w:pPr>
+        <w:pStyle w:val="CommandBlock"/>
+        <w:keepNext/>
+      </w:pPr>
+      <w:r>
+        <w:t>npm init -y</w:t>
+      </w:r>
+    </w:p>
+    <w:p>
+      <w:pPr>
+        <w:pStyle w:val="CommandBlock"/>
+        <w:keepNext/>
+      </w:pPr>
+      <w:r>
+        <w:t>npm pkg set name=user-input-typescript type=module</w:t>
+      </w:r>
+    </w:p>
+    <w:p>
+      <w:pPr>
+        <w:pStyle w:val="CommandBlock"/>
+        <w:keepNext/>
+      </w:pPr>
+      <w:r>
+        <w:t>npm pkg set private=true --json</w:t>
+      </w:r>
+    </w:p>
+    <w:p>
+      <w:pPr>
+        <w:pStyle w:val="CommandBlock"/>
+        <w:keepNext/>
+      </w:pPr>
+      <w:r>
+        <w:t>npm pkg set "scripts.check=tsc --noEmit" "scripts.build=tsc --noEmitOnError"</w:t>
+      </w:r>
+    </w:p>
+    <w:p>
+      <w:pPr>
+        <w:pStyle w:val="CommandBlock"/>
+        <w:keepNext/>
+      </w:pPr>
+      <w:r>
+        <w:t>npm pkg delete version description main keywords author license scripts.test</w:t>
+      </w:r>
+    </w:p>
+    <w:p>
+      <w:pPr>
+        <w:pStyle w:val="CommandBlock"/>
+        <w:keepNext/>
+      </w:pPr>
+      <w:r>
+        <w:t>npm install --save-dev --save-exact typescript@7.0.2 @types/node@24.13.5 `</w:t>
+      </w:r>
+    </w:p>
+    <w:p>
+      <w:pPr>
+        <w:pStyle w:val="CommandBlock"/>
+        <w:keepNext/>
+      </w:pPr>
+      <w:r>
+        <w:t xml:space="preserve">    --ignore-scripts --no-audit --no-fund</w:t>
+      </w:r>
+    </w:p>
+    <w:p>
+      <w:pPr>
+        <w:pStyle w:val="CommandBlock"/>
+      </w:pPr>
+      <w:r>
+        <w:t>Pop-Location</w:t>
+      </w:r>
+    </w:p>
+    <w:p>
+      <w:pPr>
+        <w:keepNext/>
+      </w:pPr>
+    </w:p>
+    <w:p>
+      <w:r>
+        <w:t>Then type the TypeScript compiler settings. As in Chapter 1, notepad .\typescript\tsconfig.json creates and opens the file: choose Yes, type the file, save it with Ctrl+S, and close Notepad.</w:t>
+      </w:r>
+    </w:p>
+    <w:p>
+      <w:pPr>
+        <w:keepNext/>
+      </w:pPr>
+    </w:p>
+    <w:p>
+      <w:pPr>
+        <w:pStyle w:val="Heading3"/>
+      </w:pPr>
+      <w:r>
+        <w:t>typescript/tsconfig.json</w:t>
+      </w:r>
+    </w:p>
+    <w:p>
+      <w:pPr>
+        <w:pStyle w:val="SourceCode"/>
+        <w:keepNext/>
+      </w:pPr>
+      <w:r>
+        <w:t>{</w:t>
+      </w:r>
+    </w:p>
+    <w:p>
+      <w:pPr>
+        <w:pStyle w:val="SourceCode"/>
+        <w:keepNext/>
+      </w:pPr>
+      <w:r>
+        <w:t xml:space="preserve">  "compilerOptions": {</w:t>
+      </w:r>
+    </w:p>
+    <w:p>
+      <w:pPr>
+        <w:pStyle w:val="SourceCode"/>
+      </w:pPr>
+      <w:r>
+        <w:t xml:space="preserve">    "target": "ES2022",</w:t>
+      </w:r>
+    </w:p>
+    <w:p>
+      <w:pPr>
+        <w:pStyle w:val="SourceCode"/>
+      </w:pPr>
+      <w:r>
+        <w:t xml:space="preserve">    "module": "NodeNext",</w:t>
+      </w:r>
+    </w:p>
+    <w:p>
+      <w:pPr>
+        <w:pStyle w:val="SourceCode"/>
+      </w:pPr>
+      <w:r>
+        <w:t xml:space="preserve">    "moduleResolution": "NodeNext",</w:t>
+      </w:r>
+    </w:p>
+    <w:p>
+      <w:pPr>
+        <w:pStyle w:val="SourceCode"/>
+      </w:pPr>
+      <w:r>
+        <w:t xml:space="preserve">    "rootDir": "src",</w:t>
+      </w:r>
+    </w:p>
+    <w:p>
+      <w:pPr>
+        <w:pStyle w:val="SourceCode"/>
+      </w:pPr>
+      <w:r>
+        <w:t xml:space="preserve">    "outDir": "dist",</w:t>
+      </w:r>
+    </w:p>
+    <w:p>
+      <w:pPr>
+        <w:pStyle w:val="SourceCode"/>
+      </w:pPr>
+      <w:r>
+        <w:t xml:space="preserve">    "strict": true,</w:t>
+      </w:r>
+    </w:p>
+    <w:p>
+      <w:pPr>
+        <w:pStyle w:val="SourceCode"/>
+      </w:pPr>
+      <w:r>
+        <w:t xml:space="preserve">    "types": [</w:t>
+      </w:r>
+    </w:p>
+    <w:p>
+      <w:pPr>
+        <w:pStyle w:val="SourceCode"/>
+      </w:pPr>
+      <w:r>
+        <w:t xml:space="preserve">      "node"</w:t>
+      </w:r>
+    </w:p>
+    <w:p>
+      <w:pPr>
+        <w:pStyle w:val="SourceCode"/>
+      </w:pPr>
+      <w:r>
+        <w:t xml:space="preserve">    ],</w:t>
+      </w:r>
+    </w:p>
+    <w:p>
+      <w:pPr>
+        <w:pStyle w:val="SourceCode"/>
+      </w:pPr>
+      <w:r>
+        <w:t xml:space="preserve">    "moduleDetection": "force"</w:t>
+      </w:r>
+    </w:p>
+    <w:p>
+      <w:pPr>
+        <w:pStyle w:val="SourceCode"/>
+      </w:pPr>
+      <w:r>
+        <w:t xml:space="preserve">  },</w:t>
+      </w:r>
+    </w:p>
+    <w:p>
+      <w:pPr>
+        <w:pStyle w:val="SourceCode"/>
+      </w:pPr>
+      <w:r>
+        <w:t xml:space="preserve">  "include": [</w:t>
+      </w:r>
+    </w:p>
+    <w:p>
+      <w:pPr>
+        <w:pStyle w:val="SourceCode"/>
+        <w:keepNext/>
+      </w:pPr>
+      <w:r>
+        <w:t xml:space="preserve">    "src/**/*.ts"</w:t>
+      </w:r>
+    </w:p>
+    <w:p>
+      <w:pPr>
+        <w:pStyle w:val="SourceCode"/>
+        <w:keepNext/>
+      </w:pPr>
+      <w:r>
+        <w:t xml:space="preserve">  ]</w:t>
+      </w:r>
+    </w:p>
+    <w:p>
+      <w:pPr>
+        <w:pStyle w:val="SourceCode"/>
+      </w:pPr>
+      <w:r>
+        <w:t>}</w:t>
+      </w:r>
+    </w:p>
+    <w:p>
+      <w:pPr>
+        <w:keepNext/>
+      </w:pPr>
+    </w:p>
+    <w:p>
+      <w:r>
+        <w:t>You save each source file in its language's section below, as each is shown, the same way.</w:t>
       </w:r>
     </w:p>
     <w:p>
@@ -819,7 +1108,7 @@
         <w:keepNext/>
       </w:pPr>
       <w:r>
-        <w:t>Save each source and supporting file from this lesson into the matching path in the project layout. As in Chapter 1, nano ./c/basic_input.c creates and opens one: type the file, then save and close it with Ctrl+O, Enter, then Ctrl+X. Then install the TypeScript compiler for this project.</w:t>
+        <w:t>Then create the C#, Go, and TypeScript project files with the same commands as on Windows; cd moves into ./typescript for the npm lines, and cd .. moves back.</w:t>
       </w:r>
     </w:p>
     <w:p>
@@ -830,9 +1119,118 @@
     <w:p>
       <w:pPr>
         <w:pStyle w:val="CommandBlock"/>
-      </w:pPr>
-      <w:r>
-        <w:t>npm --prefix ./typescript install --ignore-scripts --no-audit --no-fund</w:t>
+        <w:keepNext/>
+      </w:pPr>
+      <w:r>
+        <w:t>dotnet new console -o ./csharp/BasicInput</w:t>
+      </w:r>
+    </w:p>
+    <w:p>
+      <w:pPr>
+        <w:pStyle w:val="CommandBlock"/>
+        <w:keepNext/>
+      </w:pPr>
+      <w:r>
+        <w:t>dotnet new console -o ./csharp/UserInput</w:t>
+      </w:r>
+    </w:p>
+    <w:p>
+      <w:pPr>
+        <w:pStyle w:val="CommandBlock"/>
+        <w:keepNext/>
+      </w:pPr>
+      <w:r>
+        <w:t>go -C ./go mod init example.com/userinput</w:t>
+      </w:r>
+    </w:p>
+    <w:p>
+      <w:pPr>
+        <w:pStyle w:val="CommandBlock"/>
+        <w:keepNext/>
+      </w:pPr>
+      <w:r>
+        <w:t>cd ./typescript</w:t>
+      </w:r>
+    </w:p>
+    <w:p>
+      <w:pPr>
+        <w:pStyle w:val="CommandBlock"/>
+        <w:keepNext/>
+      </w:pPr>
+      <w:r>
+        <w:t>npm init -y</w:t>
+      </w:r>
+    </w:p>
+    <w:p>
+      <w:pPr>
+        <w:pStyle w:val="CommandBlock"/>
+        <w:keepNext/>
+      </w:pPr>
+      <w:r>
+        <w:t>npm pkg set name=user-input-typescript type=module</w:t>
+      </w:r>
+    </w:p>
+    <w:p>
+      <w:pPr>
+        <w:pStyle w:val="CommandBlock"/>
+        <w:keepNext/>
+      </w:pPr>
+      <w:r>
+        <w:t>npm pkg set private=true --json</w:t>
+      </w:r>
+    </w:p>
+    <w:p>
+      <w:pPr>
+        <w:pStyle w:val="CommandBlock"/>
+        <w:keepNext/>
+      </w:pPr>
+      <w:r>
+        <w:t>npm pkg set "scripts.check=tsc --noEmit" "scripts.build=tsc --noEmitOnError"</w:t>
+      </w:r>
+    </w:p>
+    <w:p>
+      <w:pPr>
+        <w:pStyle w:val="CommandBlock"/>
+        <w:keepNext/>
+      </w:pPr>
+      <w:r>
+        <w:t>npm pkg delete version description main keywords author license scripts.test</w:t>
+      </w:r>
+    </w:p>
+    <w:p>
+      <w:pPr>
+        <w:pStyle w:val="CommandBlock"/>
+        <w:keepNext/>
+      </w:pPr>
+      <w:r>
+        <w:t>npm install --save-dev --save-exact typescript@7.0.2 @types/node@24.13.5 \</w:t>
+      </w:r>
+    </w:p>
+    <w:p>
+      <w:pPr>
+        <w:pStyle w:val="CommandBlock"/>
+        <w:keepNext/>
+      </w:pPr>
+      <w:r>
+        <w:t xml:space="preserve">    --ignore-scripts --no-audit --no-fund</w:t>
+      </w:r>
+    </w:p>
+    <w:p>
+      <w:pPr>
+        <w:pStyle w:val="CommandBlock"/>
+      </w:pPr>
+      <w:r>
+        <w:t>cd ..</w:t>
+      </w:r>
+    </w:p>
+    <w:p>
+      <w:pPr>
+        <w:keepNext/>
+      </w:pPr>
+    </w:p>
+    <w:p>
+      <w:r>
+        <w:t>Type typescript/tsconfig.json exactly as shown in the Windows setup. You save each source file in its language's section below, as each is shown. As in Chapter 1, nano ./c/basic_input.c creates and opens one: type the file, then save and close it with Ctrl+O, Enter, then Ctrl+X.</w:t>
       </w:r>
     </w:p>
     <w:p>
@@ -9034,6 +9432,11 @@
       </w:r>
     </w:p>
     <w:p>
+      <w:r>
+        <w:t>These are the files the setup commands wrote, shown here so you can check yours. Your go line shows your own Go version, and the blank lines and the order of the package.json fields may differ.</w:t>
+      </w:r>
+    </w:p>
+    <w:p>
       <w:pPr>
         <w:keepNext/>
       </w:pPr>
@@ -9368,164 +9771,6 @@
       </w:pPr>
       <w:r>
         <w:t xml:space="preserve">  }</w:t>
-      </w:r>
-    </w:p>
-    <w:p>
-      <w:pPr>
-        <w:pStyle w:val="SourceCode"/>
-      </w:pPr>
-      <w:r>
-        <w:t>}</w:t>
-      </w:r>
-    </w:p>
-    <w:p>
-      <w:pPr>
-        <w:keepNext/>
-      </w:pPr>
-    </w:p>
-    <w:p>
-      <w:pPr>
-        <w:keepNext/>
-      </w:pPr>
-    </w:p>
-    <w:p>
-      <w:pPr>
-        <w:pStyle w:val="Heading2"/>
-      </w:pPr>
-      <w:r>
-        <w:t>typescript/tsconfig.json</w:t>
-      </w:r>
-    </w:p>
-    <w:p>
-      <w:pPr>
-        <w:pStyle w:val="SourceCode"/>
-        <w:keepNext/>
-      </w:pPr>
-      <w:r>
-        <w:t>{</w:t>
-      </w:r>
-    </w:p>
-    <w:p>
-      <w:pPr>
-        <w:pStyle w:val="SourceCode"/>
-        <w:keepNext/>
-      </w:pPr>
-      <w:r>
-        <w:t xml:space="preserve">  "compilerOptions": {</w:t>
-      </w:r>
-    </w:p>
-    <w:p>
-      <w:pPr>
-        <w:pStyle w:val="SourceCode"/>
-      </w:pPr>
-      <w:r>
-        <w:t xml:space="preserve">    "target": "ES2022",</w:t>
-      </w:r>
-    </w:p>
-    <w:p>
-      <w:pPr>
-        <w:pStyle w:val="SourceCode"/>
-      </w:pPr>
-      <w:r>
-        <w:t xml:space="preserve">    "module": "NodeNext",</w:t>
-      </w:r>
-    </w:p>
-    <w:p>
-      <w:pPr>
-        <w:pStyle w:val="SourceCode"/>
-      </w:pPr>
-      <w:r>
-        <w:t xml:space="preserve">    "moduleResolution": "NodeNext",</w:t>
-      </w:r>
-    </w:p>
-    <w:p>
-      <w:pPr>
-        <w:pStyle w:val="SourceCode"/>
-      </w:pPr>
-      <w:r>
-        <w:t xml:space="preserve">    "rootDir": "src",</w:t>
-      </w:r>
-    </w:p>
-    <w:p>
-      <w:pPr>
-        <w:pStyle w:val="SourceCode"/>
-      </w:pPr>
-      <w:r>
-        <w:t xml:space="preserve">    "outDir": "dist",</w:t>
-      </w:r>
-    </w:p>
-    <w:p>
-      <w:pPr>
-        <w:pStyle w:val="SourceCode"/>
-      </w:pPr>
-      <w:r>
-        <w:t xml:space="preserve">    "strict": true,</w:t>
-      </w:r>
-    </w:p>
-    <w:p>
-      <w:pPr>
-        <w:pStyle w:val="SourceCode"/>
-      </w:pPr>
-      <w:r>
-        <w:t xml:space="preserve">    "types": [</w:t>
-      </w:r>
-    </w:p>
-    <w:p>
-      <w:pPr>
-        <w:pStyle w:val="SourceCode"/>
-      </w:pPr>
-      <w:r>
-        <w:t xml:space="preserve">      "node"</w:t>
-      </w:r>
-    </w:p>
-    <w:p>
-      <w:pPr>
-        <w:pStyle w:val="SourceCode"/>
-      </w:pPr>
-      <w:r>
-        <w:t xml:space="preserve">    ],</w:t>
-      </w:r>
-    </w:p>
-    <w:p>
-      <w:pPr>
-        <w:pStyle w:val="SourceCode"/>
-      </w:pPr>
-      <w:r>
-        <w:t xml:space="preserve">    "moduleDetection": "force"</w:t>
-      </w:r>
-    </w:p>
-    <w:p>
-      <w:pPr>
-        <w:pStyle w:val="SourceCode"/>
-      </w:pPr>
-      <w:r>
-        <w:t xml:space="preserve">  },</w:t>
-      </w:r>
-    </w:p>
-    <w:p>
-      <w:pPr>
-        <w:pStyle w:val="SourceCode"/>
-      </w:pPr>
-      <w:r>
-        <w:t xml:space="preserve">  "include": [</w:t>
-      </w:r>
-    </w:p>
-    <w:p>
-      <w:pPr>
-        <w:pStyle w:val="SourceCode"/>
-        <w:keepNext/>
-      </w:pPr>
-      <w:r>
-        <w:t xml:space="preserve">    "src/**/*.ts"</w:t>
-      </w:r>
-    </w:p>
-    <w:p>
-      <w:pPr>
-        <w:pStyle w:val="SourceCode"/>
-        <w:keepNext/>
-      </w:pPr>
-      <w:r>
-        <w:t xml:space="preserve">  ]</w:t>
       </w:r>
     </w:p>
     <w:p>
@@ -10714,31 +10959,31 @@
       </w:rPr>
     </w:lvl>
   </w:abstractNum>
-  <w:num w:numId="1" w16cid:durableId="12268994">
+  <w:num w:numId="1" w16cid:durableId="724597966">
     <w:abstractNumId w:val="8"/>
   </w:num>
-  <w:num w:numId="2" w16cid:durableId="70003790">
+  <w:num w:numId="2" w16cid:durableId="1159348193">
     <w:abstractNumId w:val="6"/>
   </w:num>
-  <w:num w:numId="3" w16cid:durableId="27998786">
+  <w:num w:numId="3" w16cid:durableId="1581476355">
     <w:abstractNumId w:val="5"/>
   </w:num>
-  <w:num w:numId="4" w16cid:durableId="391201519">
+  <w:num w:numId="4" w16cid:durableId="1935697802">
     <w:abstractNumId w:val="4"/>
   </w:num>
-  <w:num w:numId="5" w16cid:durableId="1357732659">
+  <w:num w:numId="5" w16cid:durableId="1850831281">
     <w:abstractNumId w:val="7"/>
   </w:num>
-  <w:num w:numId="6" w16cid:durableId="1320882749">
+  <w:num w:numId="6" w16cid:durableId="2091391764">
     <w:abstractNumId w:val="3"/>
   </w:num>
-  <w:num w:numId="7" w16cid:durableId="1754350541">
+  <w:num w:numId="7" w16cid:durableId="169374420">
     <w:abstractNumId w:val="2"/>
   </w:num>
-  <w:num w:numId="8" w16cid:durableId="2074501604">
+  <w:num w:numId="8" w16cid:durableId="345325153">
     <w:abstractNumId w:val="1"/>
   </w:num>
-  <w:num w:numId="9" w16cid:durableId="1222667949">
+  <w:num w:numId="9" w16cid:durableId="742529085">
     <w:abstractNumId w:val="0"/>
   </w:num>
 </w:numbering>

--- a/Volume 1/Chapter 02 - Language Fundamentals/SPA_Vol1_Ch2_Lesson2_3_User_Input.docx
+++ b/Volume 1/Chapter 02 - Language Fundamentals/SPA_Vol1_Ch2_Lesson2_3_User_Input.docx
@@ -10108,10 +10108,7 @@
     </w:p>
     <w:p>
       <w:r>
-        <w:t xml:space="preserve">This lesson is the first real step of the Command-Line Survey Application at the end of Chapter 2, which prompts for answers and stores them in variables. read_answer becomes the survey's question function: the survey calls it once for every question it asks. Server name, Environment name, and Service port become the survey's first three questions, and display_summary grows into its final summary. Later lessons add the rest: Lesson 2.4 chooses between answers, Lesson 2.5 repeats questions, Lesson 2.7 keeps </w:t>
-      </w:r>
-      <w:r>
-        <w:t>answers in a collection, and Lesson 2.11 converts the port safely and reports input errors.</w:t>
+        <w:t>This lesson is the first real step of the Command-Line Survey Application at the end of Chapter 2, which prompts for answers and stores them in variables. read_answer becomes the survey's question function: the survey calls it once for every question it asks. Server name, Environment name, and Service port become the survey's first three questions, and display_summary grows into its final summary. Later lessons add the rest: Lesson 2.4 chooses between answers, Lesson 2.5 repeats questions, Lesson 2.7 keeps answers in a collection, and Lesson 2.11 converts the port safely and reports input errors.</w:t>
       </w:r>
     </w:p>
     <w:p>
@@ -10304,10 +10301,7 @@
     </w:p>
     <w:p>
       <w:r>
-        <w:t>First, ask one more question after the summary. After the call to display_summary, call read_answer again with the prompt New environment name: and store the answer in a new variable, new_environment_name (newEnvironmentName in C++, C#, Go, and TypeScript; in C, declare char new_environment_name[64] = ""; just before the call). Then call display_summary again with the same server name and port and the new environment name. In TypeScript, keep reader.close() as the last line of main. Run the program and type</w:t>
-      </w:r>
-      <w:r>
-        <w:t xml:space="preserve"> web-01, staging, 8443, and production. The screen must match the Required Challenge Output below, and with the Exercise as well it must match the Required Combined Output after it.</w:t>
+        <w:t>First, ask one more question after the summary. After the call to display_summary, call read_answer again with the prompt New environment name: and store the answer in a new variable, new_environment_name (newEnvironmentName in C++, C#, Go, and TypeScript; in C, declare char new_environment_name[64] = ""; just before the call). Then call display_summary again with the same server name and port and the new environment name. In TypeScript, keep reader.close() as the last line of main. Run the program and type web-01, staging, 8443, and production. The screen must match the Required Challenge Output below, and with the Exercise as well it must match the Required Combined Output after it.</w:t>
       </w:r>
     </w:p>
     <w:p>
